--- a/Coding 2 - year/Unit 3 - Advanced Functions & Algorithms/Daily Lesson Plans/Word/Day 13.docx
+++ b/Coding 2 - year/Unit 3 - Advanced Functions & Algorithms/Daily Lesson Plans/Word/Day 13.docx
@@ -50,12 +50,15 @@
               </w:rPr>
               <w:t xml:space="preserve">Coding II — Full Year</w:t>
             </w:r>
-          </w:p>
-          <w:p>
-            <w:pPr>
-              <w:spacing w:before="40"/>
-              <w:jc w:val="center"/>
-            </w:pPr>
+            <w:r>
+              <w:rPr>
+                <w:rFonts w:ascii="Arial" w:cs="Arial" w:eastAsia="Arial" w:hAnsi="Arial"/>
+                <w:sz w:val="16"/>
+                <w:szCs w:val="16"/>
+              </w:rPr>
+              <w:br/>
+              <w:t xml:space="preserve"/>
+            </w:r>
             <w:r>
               <w:rPr>
                 <w:rFonts w:ascii="Arial" w:cs="Arial" w:eastAsia="Arial" w:hAnsi="Arial"/>
@@ -83,7 +86,7 @@
           <w:rFonts w:ascii="Arial" w:cs="Arial" w:eastAsia="Arial" w:hAnsi="Arial"/>
           <w:b/>
           <w:bCs/>
-          <w:color w:val="0D3B1F"/>
+          <w:color w:val="1B7A4A"/>
           <w:sz w:val="32"/>
           <w:szCs w:val="32"/>
         </w:rPr>
@@ -261,9 +264,9 @@
               <w:right w:val="single" w:color="CCCCCC" w:sz="1"/>
             </w:tcBorders>
             <w:tcMar>
-              <w:top w:type="dxa" w:w="60"/>
+              <w:top w:type="dxa" w:w="80"/>
               <w:left w:type="dxa" w:w="120"/>
-              <w:bottom w:type="dxa" w:w="60"/>
+              <w:bottom w:type="dxa" w:w="80"/>
               <w:right w:type="dxa" w:w="120"/>
             </w:tcMar>
           </w:tcPr>
@@ -290,20 +293,213 @@
               <w:right w:val="single" w:color="CCCCCC" w:sz="1"/>
             </w:tcBorders>
             <w:tcMar>
-              <w:top w:type="dxa" w:w="60"/>
+              <w:top w:type="dxa" w:w="80"/>
               <w:left w:type="dxa" w:w="120"/>
-              <w:bottom w:type="dxa" w:w="60"/>
+              <w:bottom w:type="dxa" w:w="80"/>
               <w:right w:type="dxa" w:w="120"/>
             </w:tcMar>
           </w:tcPr>
           <w:p>
-            <w:r>
-              <w:rPr>
-                <w:rFonts w:ascii="Arial" w:cs="Arial" w:eastAsia="Arial" w:hAnsi="Arial"/>
-                <w:sz w:val="20"/>
-                <w:szCs w:val="20"/>
+            <w:pPr>
+              <w:spacing w:after="80" w:before="80"/>
+            </w:pPr>
+            <w:r>
+              <w:rPr>
+                <w:rFonts w:ascii="Arial" w:cs="Arial" w:eastAsia="Arial" w:hAnsi="Arial"/>
+                <w:b/>
+                <w:bCs/>
+                <w:i w:val="false"/>
+                <w:iCs w:val="false"/>
+                <w:color w:val="000000"/>
+                <w:sz w:val="22"/>
+                <w:szCs w:val="22"/>
               </w:rPr>
               <w:t xml:space="preserve">Bell Ringer / Review</w:t>
+            </w:r>
+            <w:r>
+              <w:rPr>
+                <w:rFonts w:ascii="Arial" w:cs="Arial" w:eastAsia="Arial" w:hAnsi="Arial"/>
+                <w:sz w:val="20"/>
+                <w:szCs w:val="20"/>
+              </w:rPr>
+              <w:br/>
+              <w:t xml:space="preserve"/>
+            </w:r>
+            <w:r>
+              <w:rPr>
+                <w:rFonts w:ascii="Arial" w:cs="Arial" w:eastAsia="Arial" w:hAnsi="Arial"/>
+                <w:sz w:val="20"/>
+                <w:szCs w:val="20"/>
+              </w:rPr>
+              <w:br/>
+              <w:t xml:space="preserve"/>
+            </w:r>
+            <w:r>
+              <w:rPr>
+                <w:rFonts w:ascii="Arial" w:cs="Arial" w:eastAsia="Arial" w:hAnsi="Arial"/>
+                <w:b/>
+                <w:bCs/>
+                <w:i w:val="false"/>
+                <w:iCs w:val="false"/>
+                <w:color w:val="000000"/>
+                <w:sz w:val="20"/>
+                <w:szCs w:val="20"/>
+              </w:rPr>
+              <w:t xml:space="preserve">Quick Write </w:t>
+            </w:r>
+            <w:r>
+              <w:rPr>
+                <w:rFonts w:ascii="Arial" w:cs="Arial" w:eastAsia="Arial" w:hAnsi="Arial"/>
+                <w:b w:val="false"/>
+                <w:bCs w:val="false"/>
+                <w:i w:val="false"/>
+                <w:iCs w:val="false"/>
+                <w:color w:val="000000"/>
+                <w:sz w:val="20"/>
+                <w:szCs w:val="20"/>
+              </w:rPr>
+              <w:t xml:space="preserve">(3 min — written or verbal):</w:t>
+            </w:r>
+            <w:r>
+              <w:rPr>
+                <w:rFonts w:ascii="Arial" w:cs="Arial" w:eastAsia="Arial" w:hAnsi="Arial"/>
+                <w:sz w:val="20"/>
+                <w:szCs w:val="20"/>
+              </w:rPr>
+              <w:br/>
+              <w:t xml:space="preserve"/>
+            </w:r>
+            <w:r>
+              <w:rPr>
+                <w:rFonts w:ascii="Arial" w:cs="Arial" w:eastAsia="Arial" w:hAnsi="Arial"/>
+                <w:b w:val="false"/>
+                <w:bCs w:val="false"/>
+                <w:i w:val="false"/>
+                <w:iCs w:val="false"/>
+                <w:color w:val="000000"/>
+                <w:sz w:val="20"/>
+                <w:szCs w:val="20"/>
+              </w:rPr>
+              <w:t xml:space="preserve">    What do you already know about how to write practical decorators like timing functions, logging, and error handling?</w:t>
+            </w:r>
+            <w:r>
+              <w:rPr>
+                <w:rFonts w:ascii="Arial" w:cs="Arial" w:eastAsia="Arial" w:hAnsi="Arial"/>
+                <w:sz w:val="20"/>
+                <w:szCs w:val="20"/>
+              </w:rPr>
+              <w:br/>
+              <w:t xml:space="preserve"/>
+            </w:r>
+            <w:r>
+              <w:rPr>
+                <w:rFonts w:ascii="Arial" w:cs="Arial" w:eastAsia="Arial" w:hAnsi="Arial"/>
+                <w:sz w:val="20"/>
+                <w:szCs w:val="20"/>
+              </w:rPr>
+              <w:br/>
+              <w:t xml:space="preserve"/>
+            </w:r>
+            <w:r>
+              <w:rPr>
+                <w:rFonts w:ascii="Arial" w:cs="Arial" w:eastAsia="Arial" w:hAnsi="Arial"/>
+                <w:b/>
+                <w:bCs/>
+                <w:i w:val="false"/>
+                <w:iCs w:val="false"/>
+                <w:color w:val="000000"/>
+                <w:sz w:val="20"/>
+                <w:szCs w:val="20"/>
+              </w:rPr>
+              <w:t xml:space="preserve">Vocabulary Preview — </w:t>
+            </w:r>
+            <w:r>
+              <w:rPr>
+                <w:rFonts w:ascii="Arial" w:cs="Arial" w:eastAsia="Arial" w:hAnsi="Arial"/>
+                <w:b w:val="false"/>
+                <w:bCs w:val="false"/>
+                <w:i w:val="false"/>
+                <w:iCs w:val="false"/>
+                <w:color w:val="000000"/>
+                <w:sz w:val="20"/>
+                <w:szCs w:val="20"/>
+              </w:rPr>
+              <w:t xml:space="preserve">terms we'll use today:</w:t>
+            </w:r>
+            <w:r>
+              <w:rPr>
+                <w:rFonts w:ascii="Arial" w:cs="Arial" w:eastAsia="Arial" w:hAnsi="Arial"/>
+                <w:sz w:val="20"/>
+                <w:szCs w:val="20"/>
+              </w:rPr>
+              <w:br/>
+              <w:t xml:space="preserve"/>
+            </w:r>
+            <w:r>
+              <w:rPr>
+                <w:rFonts w:ascii="Arial" w:cs="Arial" w:eastAsia="Arial" w:hAnsi="Arial"/>
+                <w:b w:val="false"/>
+                <w:bCs w:val="false"/>
+                <w:i w:val="false"/>
+                <w:iCs w:val="false"/>
+                <w:color w:val="000000"/>
+                <w:sz w:val="20"/>
+                <w:szCs w:val="20"/>
+              </w:rPr>
+              <w:t xml:space="preserve">    • Decorator Patterns   •   Timing   •   Logging   •   Retry   •   Validation   •   Caching/Memoization</w:t>
+            </w:r>
+            <w:r>
+              <w:rPr>
+                <w:rFonts w:ascii="Arial" w:cs="Arial" w:eastAsia="Arial" w:hAnsi="Arial"/>
+                <w:sz w:val="20"/>
+                <w:szCs w:val="20"/>
+              </w:rPr>
+              <w:br/>
+              <w:t xml:space="preserve"/>
+            </w:r>
+            <w:r>
+              <w:rPr>
+                <w:rFonts w:ascii="Arial" w:cs="Arial" w:eastAsia="Arial" w:hAnsi="Arial"/>
+                <w:sz w:val="20"/>
+                <w:szCs w:val="20"/>
+              </w:rPr>
+              <w:br/>
+              <w:t xml:space="preserve"/>
+            </w:r>
+            <w:r>
+              <w:rPr>
+                <w:rFonts w:ascii="Arial" w:cs="Arial" w:eastAsia="Arial" w:hAnsi="Arial"/>
+                <w:b w:val="false"/>
+                <w:bCs w:val="false"/>
+                <w:i/>
+                <w:iCs/>
+                <w:color w:val="444444"/>
+                <w:sz w:val="20"/>
+                <w:szCs w:val="20"/>
+              </w:rPr>
+              <w:t xml:space="preserve">Today's Goal: By the end of class you will be able to write practical decorators like timing functions, logging, and error handling.</w:t>
+            </w:r>
+            <w:r>
+              <w:rPr>
+                <w:rFonts w:ascii="Arial" w:cs="Arial" w:eastAsia="Arial" w:hAnsi="Arial"/>
+                <w:sz w:val="20"/>
+                <w:szCs w:val="20"/>
+              </w:rPr>
+              <w:br/>
+              <w:t xml:space="preserve"/>
+            </w:r>
+            <w:r>
+              <w:rPr>
+                <w:rFonts w:ascii="Arial" w:cs="Arial" w:eastAsia="Arial" w:hAnsi="Arial"/>
+                <w:b w:val="false"/>
+                <w:bCs w:val="false"/>
+                <w:i/>
+                <w:iCs/>
+                <w:color w:val="555555"/>
+                <w:sz w:val="20"/>
+                <w:szCs w:val="20"/>
+              </w:rPr>
+              <w:t xml:space="preserve">→ Pair-share your response, then 2–3 students share with the class.</w:t>
             </w:r>
           </w:p>
         </w:tc>
@@ -319,9 +515,9 @@
               <w:right w:val="single" w:color="CCCCCC" w:sz="1"/>
             </w:tcBorders>
             <w:tcMar>
-              <w:top w:type="dxa" w:w="60"/>
+              <w:top w:type="dxa" w:w="80"/>
               <w:left w:type="dxa" w:w="120"/>
-              <w:bottom w:type="dxa" w:w="60"/>
+              <w:bottom w:type="dxa" w:w="80"/>
               <w:right w:type="dxa" w:w="120"/>
             </w:tcMar>
           </w:tcPr>
@@ -348,20 +544,402 @@
               <w:right w:val="single" w:color="CCCCCC" w:sz="1"/>
             </w:tcBorders>
             <w:tcMar>
-              <w:top w:type="dxa" w:w="60"/>
+              <w:top w:type="dxa" w:w="80"/>
               <w:left w:type="dxa" w:w="120"/>
-              <w:bottom w:type="dxa" w:w="60"/>
+              <w:bottom w:type="dxa" w:w="80"/>
               <w:right w:type="dxa" w:w="120"/>
             </w:tcMar>
           </w:tcPr>
           <w:p>
-            <w:r>
-              <w:rPr>
-                <w:rFonts w:ascii="Arial" w:cs="Arial" w:eastAsia="Arial" w:hAnsi="Arial"/>
-                <w:sz w:val="20"/>
-                <w:szCs w:val="20"/>
-              </w:rPr>
-              <w:t xml:space="preserve">Mini Lesson: Decorators in Practice and Timing Decorators</w:t>
+            <w:pPr>
+              <w:spacing w:after="80" w:before="80"/>
+            </w:pPr>
+            <w:r>
+              <w:rPr>
+                <w:rFonts w:ascii="Arial" w:cs="Arial" w:eastAsia="Arial" w:hAnsi="Arial"/>
+                <w:b/>
+                <w:bCs/>
+                <w:i w:val="false"/>
+                <w:iCs w:val="false"/>
+                <w:color w:val="000000"/>
+                <w:sz w:val="22"/>
+                <w:szCs w:val="22"/>
+              </w:rPr>
+              <w:t xml:space="preserve">Mini Lesson: </w:t>
+            </w:r>
+            <w:r>
+              <w:rPr>
+                <w:rFonts w:ascii="Arial" w:cs="Arial" w:eastAsia="Arial" w:hAnsi="Arial"/>
+                <w:b w:val="false"/>
+                <w:bCs w:val="false"/>
+                <w:i w:val="false"/>
+                <w:iCs w:val="false"/>
+                <w:color w:val="000000"/>
+                <w:sz w:val="22"/>
+                <w:szCs w:val="22"/>
+              </w:rPr>
+              <w:t xml:space="preserve">Decorators in Practice and Timing Decorators</w:t>
+            </w:r>
+            <w:r>
+              <w:rPr>
+                <w:rFonts w:ascii="Arial" w:cs="Arial" w:eastAsia="Arial" w:hAnsi="Arial"/>
+                <w:sz w:val="20"/>
+                <w:szCs w:val="20"/>
+              </w:rPr>
+              <w:br/>
+              <w:t xml:space="preserve"/>
+            </w:r>
+            <w:r>
+              <w:rPr>
+                <w:rFonts w:ascii="Arial" w:cs="Arial" w:eastAsia="Arial" w:hAnsi="Arial"/>
+                <w:sz w:val="20"/>
+                <w:szCs w:val="20"/>
+              </w:rPr>
+              <w:br/>
+              <w:t xml:space="preserve"/>
+            </w:r>
+            <w:r>
+              <w:rPr>
+                <w:rFonts w:ascii="Arial" w:cs="Arial" w:eastAsia="Arial" w:hAnsi="Arial"/>
+                <w:b/>
+                <w:bCs/>
+                <w:i/>
+                <w:iCs/>
+                <w:color w:val="000000"/>
+                <w:sz w:val="20"/>
+                <w:szCs w:val="20"/>
+              </w:rPr>
+              <w:t xml:space="preserve">Learning Target: </w:t>
+            </w:r>
+            <w:r>
+              <w:rPr>
+                <w:rFonts w:ascii="Arial" w:cs="Arial" w:eastAsia="Arial" w:hAnsi="Arial"/>
+                <w:b w:val="false"/>
+                <w:bCs w:val="false"/>
+                <w:i/>
+                <w:iCs/>
+                <w:color w:val="333333"/>
+                <w:sz w:val="20"/>
+                <w:szCs w:val="20"/>
+              </w:rPr>
+              <w:t xml:space="preserve">I can write practical decorators like timing functions, logging, and error handling.</w:t>
+            </w:r>
+            <w:r>
+              <w:rPr>
+                <w:rFonts w:ascii="Arial" w:cs="Arial" w:eastAsia="Arial" w:hAnsi="Arial"/>
+                <w:sz w:val="20"/>
+                <w:szCs w:val="20"/>
+              </w:rPr>
+              <w:br/>
+              <w:t xml:space="preserve"/>
+            </w:r>
+            <w:r>
+              <w:rPr>
+                <w:rFonts w:ascii="Arial" w:cs="Arial" w:eastAsia="Arial" w:hAnsi="Arial"/>
+                <w:sz w:val="20"/>
+                <w:szCs w:val="20"/>
+              </w:rPr>
+              <w:br/>
+              <w:t xml:space="preserve"/>
+            </w:r>
+            <w:r>
+              <w:rPr>
+                <w:rFonts w:ascii="Arial" w:cs="Arial" w:eastAsia="Arial" w:hAnsi="Arial"/>
+                <w:b w:val="false"/>
+                <w:bCs w:val="false"/>
+                <w:i w:val="false"/>
+                <w:iCs w:val="false"/>
+                <w:color w:val="000000"/>
+                <w:sz w:val="20"/>
+                <w:szCs w:val="20"/>
+              </w:rPr>
+              <w:t xml:space="preserve">Preserving Metadata — Using functools.wraps to preserve the original function's name and docstring.</w:t>
+            </w:r>
+            <w:r>
+              <w:rPr>
+                <w:rFonts w:ascii="Arial" w:cs="Arial" w:eastAsia="Arial" w:hAnsi="Arial"/>
+                <w:sz w:val="20"/>
+                <w:szCs w:val="20"/>
+              </w:rPr>
+              <w:br/>
+              <w:t xml:space="preserve"/>
+            </w:r>
+            <w:r>
+              <w:rPr>
+                <w:rFonts w:ascii="Arial" w:cs="Arial" w:eastAsia="Arial" w:hAnsi="Arial"/>
+                <w:b w:val="false"/>
+                <w:bCs w:val="false"/>
+                <w:i w:val="false"/>
+                <w:iCs w:val="false"/>
+                <w:color w:val="000000"/>
+                <w:sz w:val="20"/>
+                <w:szCs w:val="20"/>
+              </w:rPr>
+              <w:t xml:space="preserve">Error Handling — Decorators can catch exceptions and handle them gracefully.</w:t>
+            </w:r>
+            <w:r>
+              <w:rPr>
+                <w:rFonts w:ascii="Arial" w:cs="Arial" w:eastAsia="Arial" w:hAnsi="Arial"/>
+                <w:sz w:val="20"/>
+                <w:szCs w:val="20"/>
+              </w:rPr>
+              <w:br/>
+              <w:t xml:space="preserve"/>
+            </w:r>
+            <w:r>
+              <w:rPr>
+                <w:rFonts w:ascii="Arial" w:cs="Arial" w:eastAsia="Arial" w:hAnsi="Arial"/>
+                <w:sz w:val="20"/>
+                <w:szCs w:val="20"/>
+              </w:rPr>
+              <w:br/>
+              <w:t xml:space="preserve"/>
+            </w:r>
+            <w:r>
+              <w:rPr>
+                <w:rFonts w:ascii="Arial" w:cs="Arial" w:eastAsia="Arial" w:hAnsi="Arial"/>
+                <w:b/>
+                <w:bCs/>
+                <w:i w:val="false"/>
+                <w:iCs w:val="false"/>
+                <w:color w:val="000000"/>
+                <w:sz w:val="20"/>
+                <w:szCs w:val="20"/>
+              </w:rPr>
+              <w:t xml:space="preserve">Key Concepts:</w:t>
+            </w:r>
+            <w:r>
+              <w:rPr>
+                <w:rFonts w:ascii="Arial" w:cs="Arial" w:eastAsia="Arial" w:hAnsi="Arial"/>
+                <w:sz w:val="20"/>
+                <w:szCs w:val="20"/>
+              </w:rPr>
+              <w:br/>
+              <w:t xml:space="preserve"/>
+            </w:r>
+            <w:r>
+              <w:rPr>
+                <w:rFonts w:ascii="Arial" w:cs="Arial" w:eastAsia="Arial" w:hAnsi="Arial"/>
+                <w:b w:val="false"/>
+                <w:bCs w:val="false"/>
+                <w:i w:val="false"/>
+                <w:iCs w:val="false"/>
+                <w:color w:val="000000"/>
+                <w:sz w:val="20"/>
+                <w:szCs w:val="20"/>
+              </w:rPr>
+              <w:t xml:space="preserve">    • Timing — Measure how long a function takes to execute</w:t>
+            </w:r>
+            <w:r>
+              <w:rPr>
+                <w:rFonts w:ascii="Arial" w:cs="Arial" w:eastAsia="Arial" w:hAnsi="Arial"/>
+                <w:sz w:val="20"/>
+                <w:szCs w:val="20"/>
+              </w:rPr>
+              <w:br/>
+              <w:t xml:space="preserve"/>
+            </w:r>
+            <w:r>
+              <w:rPr>
+                <w:rFonts w:ascii="Arial" w:cs="Arial" w:eastAsia="Arial" w:hAnsi="Arial"/>
+                <w:b w:val="false"/>
+                <w:bCs w:val="false"/>
+                <w:i w:val="false"/>
+                <w:iCs w:val="false"/>
+                <w:color w:val="000000"/>
+                <w:sz w:val="20"/>
+                <w:szCs w:val="20"/>
+              </w:rPr>
+              <w:t xml:space="preserve">    • Logging — Track function calls and parameters</w:t>
+            </w:r>
+            <w:r>
+              <w:rPr>
+                <w:rFonts w:ascii="Arial" w:cs="Arial" w:eastAsia="Arial" w:hAnsi="Arial"/>
+                <w:sz w:val="20"/>
+                <w:szCs w:val="20"/>
+              </w:rPr>
+              <w:br/>
+              <w:t xml:space="preserve"/>
+            </w:r>
+            <w:r>
+              <w:rPr>
+                <w:rFonts w:ascii="Arial" w:cs="Arial" w:eastAsia="Arial" w:hAnsi="Arial"/>
+                <w:b w:val="false"/>
+                <w:bCs w:val="false"/>
+                <w:i w:val="false"/>
+                <w:iCs w:val="false"/>
+                <w:color w:val="000000"/>
+                <w:sz w:val="20"/>
+                <w:szCs w:val="20"/>
+              </w:rPr>
+              <w:t xml:space="preserve">    • Retry — Automatically retry failed function calls</w:t>
+            </w:r>
+            <w:r>
+              <w:rPr>
+                <w:rFonts w:ascii="Arial" w:cs="Arial" w:eastAsia="Arial" w:hAnsi="Arial"/>
+                <w:sz w:val="20"/>
+                <w:szCs w:val="20"/>
+              </w:rPr>
+              <w:br/>
+              <w:t xml:space="preserve"/>
+            </w:r>
+            <w:r>
+              <w:rPr>
+                <w:rFonts w:ascii="Arial" w:cs="Arial" w:eastAsia="Arial" w:hAnsi="Arial"/>
+                <w:b w:val="false"/>
+                <w:bCs w:val="false"/>
+                <w:i w:val="false"/>
+                <w:iCs w:val="false"/>
+                <w:color w:val="000000"/>
+                <w:sz w:val="20"/>
+                <w:szCs w:val="20"/>
+              </w:rPr>
+              <w:t xml:space="preserve">    • Validation — Check arguments before executing</w:t>
+            </w:r>
+            <w:r>
+              <w:rPr>
+                <w:rFonts w:ascii="Arial" w:cs="Arial" w:eastAsia="Arial" w:hAnsi="Arial"/>
+                <w:sz w:val="20"/>
+                <w:szCs w:val="20"/>
+              </w:rPr>
+              <w:br/>
+              <w:t xml:space="preserve"/>
+            </w:r>
+            <w:r>
+              <w:rPr>
+                <w:rFonts w:ascii="Arial" w:cs="Arial" w:eastAsia="Arial" w:hAnsi="Arial"/>
+                <w:b w:val="false"/>
+                <w:bCs w:val="false"/>
+                <w:i w:val="false"/>
+                <w:iCs w:val="false"/>
+                <w:color w:val="000000"/>
+                <w:sz w:val="20"/>
+                <w:szCs w:val="20"/>
+              </w:rPr>
+              <w:t xml:space="preserve">    • Caching/Memoization — Store results to avoid recalculation</w:t>
+            </w:r>
+            <w:r>
+              <w:rPr>
+                <w:rFonts w:ascii="Arial" w:cs="Arial" w:eastAsia="Arial" w:hAnsi="Arial"/>
+                <w:sz w:val="20"/>
+                <w:szCs w:val="20"/>
+              </w:rPr>
+              <w:br/>
+              <w:t xml:space="preserve"/>
+            </w:r>
+            <w:r>
+              <w:rPr>
+                <w:rFonts w:ascii="Arial" w:cs="Arial" w:eastAsia="Arial" w:hAnsi="Arial"/>
+                <w:sz w:val="20"/>
+                <w:szCs w:val="20"/>
+              </w:rPr>
+              <w:br/>
+              <w:t xml:space="preserve"/>
+            </w:r>
+            <w:r>
+              <w:rPr>
+                <w:rFonts w:ascii="Arial" w:cs="Arial" w:eastAsia="Arial" w:hAnsi="Arial"/>
+                <w:b/>
+                <w:bCs/>
+                <w:i w:val="false"/>
+                <w:iCs w:val="false"/>
+                <w:color w:val="000000"/>
+                <w:sz w:val="20"/>
+                <w:szCs w:val="20"/>
+              </w:rPr>
+              <w:t xml:space="preserve">Vocabulary: </w:t>
+            </w:r>
+            <w:r>
+              <w:rPr>
+                <w:rFonts w:ascii="Arial" w:cs="Arial" w:eastAsia="Arial" w:hAnsi="Arial"/>
+                <w:b w:val="false"/>
+                <w:bCs w:val="false"/>
+                <w:i w:val="false"/>
+                <w:iCs w:val="false"/>
+                <w:color w:val="000000"/>
+                <w:sz w:val="20"/>
+                <w:szCs w:val="20"/>
+              </w:rPr>
+              <w:t xml:space="preserve">Decorator Patterns, Timing, Logging, Retry, Validation, Caching/Memoization</w:t>
+            </w:r>
+            <w:r>
+              <w:rPr>
+                <w:rFonts w:ascii="Arial" w:cs="Arial" w:eastAsia="Arial" w:hAnsi="Arial"/>
+                <w:sz w:val="20"/>
+                <w:szCs w:val="20"/>
+              </w:rPr>
+              <w:br/>
+              <w:t xml:space="preserve"/>
+            </w:r>
+            <w:r>
+              <w:rPr>
+                <w:rFonts w:ascii="Arial" w:cs="Arial" w:eastAsia="Arial" w:hAnsi="Arial"/>
+                <w:sz w:val="20"/>
+                <w:szCs w:val="20"/>
+              </w:rPr>
+              <w:br/>
+              <w:t xml:space="preserve"/>
+            </w:r>
+            <w:r>
+              <w:rPr>
+                <w:rFonts w:ascii="Arial" w:cs="Arial" w:eastAsia="Arial" w:hAnsi="Arial"/>
+                <w:b/>
+                <w:bCs/>
+                <w:i/>
+                <w:iCs/>
+                <w:color w:val="555555"/>
+                <w:sz w:val="20"/>
+                <w:szCs w:val="20"/>
+              </w:rPr>
+              <w:t xml:space="preserve">→ Live Demo — </w:t>
+            </w:r>
+            <w:r>
+              <w:rPr>
+                <w:rFonts w:ascii="Arial" w:cs="Arial" w:eastAsia="Arial" w:hAnsi="Arial"/>
+                <w:b w:val="false"/>
+                <w:bCs w:val="false"/>
+                <w:i/>
+                <w:iCs/>
+                <w:color w:val="555555"/>
+                <w:sz w:val="20"/>
+                <w:szCs w:val="20"/>
+              </w:rPr>
+              <w:t xml:space="preserve">type examples as students follow along in their own editor.</w:t>
+            </w:r>
+            <w:r>
+              <w:rPr>
+                <w:rFonts w:ascii="Arial" w:cs="Arial" w:eastAsia="Arial" w:hAnsi="Arial"/>
+                <w:sz w:val="20"/>
+                <w:szCs w:val="20"/>
+              </w:rPr>
+              <w:br/>
+              <w:t xml:space="preserve"/>
+            </w:r>
+            <w:r>
+              <w:rPr>
+                <w:rFonts w:ascii="Arial" w:cs="Arial" w:eastAsia="Arial" w:hAnsi="Arial"/>
+                <w:b/>
+                <w:bCs/>
+                <w:i/>
+                <w:iCs/>
+                <w:color w:val="555555"/>
+                <w:sz w:val="20"/>
+                <w:szCs w:val="20"/>
+              </w:rPr>
+              <w:t xml:space="preserve">→ Check for Understanding: </w:t>
+            </w:r>
+            <w:r>
+              <w:rPr>
+                <w:rFonts w:ascii="Arial" w:cs="Arial" w:eastAsia="Arial" w:hAnsi="Arial"/>
+                <w:b w:val="false"/>
+                <w:bCs w:val="false"/>
+                <w:i/>
+                <w:iCs/>
+                <w:color w:val="555555"/>
+                <w:sz w:val="20"/>
+                <w:szCs w:val="20"/>
+              </w:rPr>
+              <w:t xml:space="preserve">pause and cold-call: “Can someone explain what we just did in their own words?”</w:t>
             </w:r>
           </w:p>
         </w:tc>
@@ -377,9 +955,9 @@
               <w:right w:val="single" w:color="CCCCCC" w:sz="1"/>
             </w:tcBorders>
             <w:tcMar>
-              <w:top w:type="dxa" w:w="60"/>
+              <w:top w:type="dxa" w:w="80"/>
               <w:left w:type="dxa" w:w="120"/>
-              <w:bottom w:type="dxa" w:w="60"/>
+              <w:bottom w:type="dxa" w:w="80"/>
               <w:right w:type="dxa" w:w="120"/>
             </w:tcMar>
           </w:tcPr>
@@ -406,20 +984,90 @@
               <w:right w:val="single" w:color="CCCCCC" w:sz="1"/>
             </w:tcBorders>
             <w:tcMar>
-              <w:top w:type="dxa" w:w="60"/>
+              <w:top w:type="dxa" w:w="80"/>
               <w:left w:type="dxa" w:w="120"/>
-              <w:bottom w:type="dxa" w:w="60"/>
+              <w:bottom w:type="dxa" w:w="80"/>
               <w:right w:type="dxa" w:w="120"/>
             </w:tcMar>
           </w:tcPr>
           <w:p>
-            <w:r>
-              <w:rPr>
-                <w:rFonts w:ascii="Arial" w:cs="Arial" w:eastAsia="Arial" w:hAnsi="Arial"/>
-                <w:sz w:val="20"/>
-                <w:szCs w:val="20"/>
+            <w:pPr>
+              <w:spacing w:after="80" w:before="80"/>
+            </w:pPr>
+            <w:r>
+              <w:rPr>
+                <w:rFonts w:ascii="Arial" w:cs="Arial" w:eastAsia="Arial" w:hAnsi="Arial"/>
+                <w:b/>
+                <w:bCs/>
+                <w:i w:val="false"/>
+                <w:iCs w:val="false"/>
+                <w:color w:val="000000"/>
+                <w:sz w:val="22"/>
+                <w:szCs w:val="22"/>
               </w:rPr>
               <w:t xml:space="preserve">Guided Practice</w:t>
+            </w:r>
+            <w:r>
+              <w:rPr>
+                <w:rFonts w:ascii="Arial" w:cs="Arial" w:eastAsia="Arial" w:hAnsi="Arial"/>
+                <w:sz w:val="20"/>
+                <w:szCs w:val="20"/>
+              </w:rPr>
+              <w:br/>
+              <w:t xml:space="preserve"/>
+            </w:r>
+            <w:r>
+              <w:rPr>
+                <w:rFonts w:ascii="Arial" w:cs="Arial" w:eastAsia="Arial" w:hAnsi="Arial"/>
+                <w:sz w:val="20"/>
+                <w:szCs w:val="20"/>
+              </w:rPr>
+              <w:br/>
+              <w:t xml:space="preserve"/>
+            </w:r>
+            <w:r>
+              <w:rPr>
+                <w:rFonts w:ascii="Arial" w:cs="Arial" w:eastAsia="Arial" w:hAnsi="Arial"/>
+                <w:b w:val="false"/>
+                <w:bCs w:val="false"/>
+                <w:i w:val="false"/>
+                <w:iCs w:val="false"/>
+                <w:color w:val="000000"/>
+                <w:sz w:val="20"/>
+                <w:szCs w:val="20"/>
+              </w:rPr>
+              <w:t xml:space="preserve">Step 1: Write a timer decorator and test it on a function.</w:t>
+            </w:r>
+            <w:r>
+              <w:rPr>
+                <w:rFonts w:ascii="Arial" w:cs="Arial" w:eastAsia="Arial" w:hAnsi="Arial"/>
+                <w:sz w:val="20"/>
+                <w:szCs w:val="20"/>
+              </w:rPr>
+              <w:br/>
+              <w:t xml:space="preserve"/>
+            </w:r>
+            <w:r>
+              <w:rPr>
+                <w:rFonts w:ascii="Arial" w:cs="Arial" w:eastAsia="Arial" w:hAnsi="Arial"/>
+                <w:sz w:val="20"/>
+                <w:szCs w:val="20"/>
+              </w:rPr>
+              <w:br/>
+              <w:t xml:space="preserve"/>
+            </w:r>
+            <w:r>
+              <w:rPr>
+                <w:rFonts w:ascii="Arial" w:cs="Arial" w:eastAsia="Arial" w:hAnsi="Arial"/>
+                <w:b w:val="false"/>
+                <w:bCs w:val="false"/>
+                <w:i/>
+                <w:iCs/>
+                <w:color w:val="555555"/>
+                <w:sz w:val="20"/>
+                <w:szCs w:val="20"/>
+              </w:rPr>
+              <w:t xml:space="preserve">→ Teacher models — students try alongside, then compare results.</w:t>
             </w:r>
           </w:p>
         </w:tc>
@@ -435,9 +1083,9 @@
               <w:right w:val="single" w:color="CCCCCC" w:sz="1"/>
             </w:tcBorders>
             <w:tcMar>
-              <w:top w:type="dxa" w:w="60"/>
+              <w:top w:type="dxa" w:w="80"/>
               <w:left w:type="dxa" w:w="120"/>
-              <w:bottom w:type="dxa" w:w="60"/>
+              <w:bottom w:type="dxa" w:w="80"/>
               <w:right w:type="dxa" w:w="120"/>
             </w:tcMar>
           </w:tcPr>
@@ -450,7 +1098,7 @@
                 <w:sz w:val="20"/>
                 <w:szCs w:val="20"/>
               </w:rPr>
-              <w:t xml:space="preserve">15-20 min</w:t>
+              <w:t xml:space="preserve">15–20 min</w:t>
             </w:r>
           </w:p>
         </w:tc>
@@ -464,20 +1112,81 @@
               <w:right w:val="single" w:color="CCCCCC" w:sz="1"/>
             </w:tcBorders>
             <w:tcMar>
-              <w:top w:type="dxa" w:w="60"/>
+              <w:top w:type="dxa" w:w="80"/>
               <w:left w:type="dxa" w:w="120"/>
-              <w:bottom w:type="dxa" w:w="60"/>
+              <w:bottom w:type="dxa" w:w="80"/>
               <w:right w:type="dxa" w:w="120"/>
             </w:tcMar>
           </w:tcPr>
           <w:p>
-            <w:r>
-              <w:rPr>
-                <w:rFonts w:ascii="Arial" w:cs="Arial" w:eastAsia="Arial" w:hAnsi="Arial"/>
-                <w:sz w:val="20"/>
-                <w:szCs w:val="20"/>
+            <w:pPr>
+              <w:spacing w:after="80" w:before="80"/>
+            </w:pPr>
+            <w:r>
+              <w:rPr>
+                <w:rFonts w:ascii="Arial" w:cs="Arial" w:eastAsia="Arial" w:hAnsi="Arial"/>
+                <w:b/>
+                <w:bCs/>
+                <w:i w:val="false"/>
+                <w:iCs w:val="false"/>
+                <w:color w:val="000000"/>
+                <w:sz w:val="22"/>
+                <w:szCs w:val="22"/>
               </w:rPr>
               <w:t xml:space="preserve">Independent Practice / Code Along</w:t>
+            </w:r>
+            <w:r>
+              <w:rPr>
+                <w:rFonts w:ascii="Arial" w:cs="Arial" w:eastAsia="Arial" w:hAnsi="Arial"/>
+                <w:sz w:val="20"/>
+                <w:szCs w:val="20"/>
+              </w:rPr>
+              <w:br/>
+              <w:t xml:space="preserve"/>
+            </w:r>
+            <w:r>
+              <w:rPr>
+                <w:rFonts w:ascii="Arial" w:cs="Arial" w:eastAsia="Arial" w:hAnsi="Arial"/>
+                <w:b w:val="false"/>
+                <w:bCs w:val="false"/>
+                <w:i w:val="false"/>
+                <w:iCs w:val="false"/>
+                <w:color w:val="000000"/>
+                <w:sz w:val="20"/>
+                <w:szCs w:val="20"/>
+              </w:rPr>
+              <w:t xml:space="preserve">    Work through problems from the day's exercise set.</w:t>
+            </w:r>
+            <w:r>
+              <w:rPr>
+                <w:rFonts w:ascii="Arial" w:cs="Arial" w:eastAsia="Arial" w:hAnsi="Arial"/>
+                <w:sz w:val="20"/>
+                <w:szCs w:val="20"/>
+              </w:rPr>
+              <w:br/>
+              <w:t xml:space="preserve"/>
+            </w:r>
+            <w:r>
+              <w:rPr>
+                <w:rFonts w:ascii="Arial" w:cs="Arial" w:eastAsia="Arial" w:hAnsi="Arial"/>
+                <w:sz w:val="20"/>
+                <w:szCs w:val="20"/>
+              </w:rPr>
+              <w:br/>
+              <w:t xml:space="preserve"/>
+            </w:r>
+            <w:r>
+              <w:rPr>
+                <w:rFonts w:ascii="Arial" w:cs="Arial" w:eastAsia="Arial" w:hAnsi="Arial"/>
+                <w:b w:val="false"/>
+                <w:bCs w:val="false"/>
+                <w:i/>
+                <w:iCs/>
+                <w:color w:val="555555"/>
+                <w:sz w:val="20"/>
+                <w:szCs w:val="20"/>
+              </w:rPr>
+              <w:t xml:space="preserve">→ Teacher circulates — offer hints, check for understanding.</w:t>
             </w:r>
           </w:p>
         </w:tc>
@@ -493,9 +1202,9 @@
               <w:right w:val="single" w:color="CCCCCC" w:sz="1"/>
             </w:tcBorders>
             <w:tcMar>
-              <w:top w:type="dxa" w:w="60"/>
+              <w:top w:type="dxa" w:w="80"/>
               <w:left w:type="dxa" w:w="120"/>
-              <w:bottom w:type="dxa" w:w="60"/>
+              <w:bottom w:type="dxa" w:w="80"/>
               <w:right w:type="dxa" w:w="120"/>
             </w:tcMar>
           </w:tcPr>
@@ -522,20 +1231,90 @@
               <w:right w:val="single" w:color="CCCCCC" w:sz="1"/>
             </w:tcBorders>
             <w:tcMar>
-              <w:top w:type="dxa" w:w="60"/>
+              <w:top w:type="dxa" w:w="80"/>
               <w:left w:type="dxa" w:w="120"/>
-              <w:bottom w:type="dxa" w:w="60"/>
+              <w:bottom w:type="dxa" w:w="80"/>
               <w:right w:type="dxa" w:w="120"/>
             </w:tcMar>
           </w:tcPr>
           <w:p>
-            <w:r>
-              <w:rPr>
-                <w:rFonts w:ascii="Arial" w:cs="Arial" w:eastAsia="Arial" w:hAnsi="Arial"/>
-                <w:sz w:val="20"/>
-                <w:szCs w:val="20"/>
+            <w:pPr>
+              <w:spacing w:after="80" w:before="80"/>
+            </w:pPr>
+            <w:r>
+              <w:rPr>
+                <w:rFonts w:ascii="Arial" w:cs="Arial" w:eastAsia="Arial" w:hAnsi="Arial"/>
+                <w:b/>
+                <w:bCs/>
+                <w:i w:val="false"/>
+                <w:iCs w:val="false"/>
+                <w:color w:val="000000"/>
+                <w:sz w:val="22"/>
+                <w:szCs w:val="22"/>
               </w:rPr>
               <w:t xml:space="preserve">Exit Ticket / Wrap-Up</w:t>
+            </w:r>
+            <w:r>
+              <w:rPr>
+                <w:rFonts w:ascii="Arial" w:cs="Arial" w:eastAsia="Arial" w:hAnsi="Arial"/>
+                <w:sz w:val="20"/>
+                <w:szCs w:val="20"/>
+              </w:rPr>
+              <w:br/>
+              <w:t xml:space="preserve"/>
+            </w:r>
+            <w:r>
+              <w:rPr>
+                <w:rFonts w:ascii="Arial" w:cs="Arial" w:eastAsia="Arial" w:hAnsi="Arial"/>
+                <w:sz w:val="20"/>
+                <w:szCs w:val="20"/>
+              </w:rPr>
+              <w:br/>
+              <w:t xml:space="preserve"/>
+            </w:r>
+            <w:r>
+              <w:rPr>
+                <w:rFonts w:ascii="Arial" w:cs="Arial" w:eastAsia="Arial" w:hAnsi="Arial"/>
+                <w:b w:val="false"/>
+                <w:bCs w:val="false"/>
+                <w:i w:val="false"/>
+                <w:iCs w:val="false"/>
+                <w:color w:val="000000"/>
+                <w:sz w:val="20"/>
+                <w:szCs w:val="20"/>
+              </w:rPr>
+              <w:t xml:space="preserve">Quick Check: Write practical decorators like timing functions, logging, and error handling?</w:t>
+            </w:r>
+            <w:r>
+              <w:rPr>
+                <w:rFonts w:ascii="Arial" w:cs="Arial" w:eastAsia="Arial" w:hAnsi="Arial"/>
+                <w:sz w:val="20"/>
+                <w:szCs w:val="20"/>
+              </w:rPr>
+              <w:br/>
+              <w:t xml:space="preserve"/>
+            </w:r>
+            <w:r>
+              <w:rPr>
+                <w:rFonts w:ascii="Arial" w:cs="Arial" w:eastAsia="Arial" w:hAnsi="Arial"/>
+                <w:sz w:val="20"/>
+                <w:szCs w:val="20"/>
+              </w:rPr>
+              <w:br/>
+              <w:t xml:space="preserve"/>
+            </w:r>
+            <w:r>
+              <w:rPr>
+                <w:rFonts w:ascii="Arial" w:cs="Arial" w:eastAsia="Arial" w:hAnsi="Arial"/>
+                <w:b w:val="false"/>
+                <w:bCs w:val="false"/>
+                <w:i/>
+                <w:iCs/>
+                <w:color w:val="555555"/>
+                <w:sz w:val="20"/>
+                <w:szCs w:val="20"/>
+              </w:rPr>
+              <w:t xml:space="preserve">→ 3–2–1: Name 3 things learned, 2 new vocab words, 1 question you still have.</w:t>
             </w:r>
           </w:p>
         </w:tc>
@@ -833,7 +1612,7 @@
                 <w:sz w:val="18"/>
                 <w:szCs w:val="18"/>
               </w:rPr>
-              <w:t xml:space="preserve"># Example 1: Timer decorator</w:t>
+              <w:t xml:space="preserve"> </w:t>
             </w:r>
           </w:p>
           <w:p>
@@ -1067,7 +1846,7 @@
                 <w:sz w:val="18"/>
                 <w:szCs w:val="18"/>
               </w:rPr>
-              <w:t xml:space="preserve"># Example 2: Logging decorator</w:t>
+              <w:t xml:space="preserve"> </w:t>
             </w:r>
           </w:p>
           <w:p>
@@ -1262,59 +2041,59 @@
                 <w:sz w:val="18"/>
                 <w:szCs w:val="18"/>
               </w:rPr>
-              <w:t xml:space="preserve"># Output:</w:t>
-            </w:r>
-          </w:p>
-          <w:p>
-            <w:pPr>
-              <w:spacing w:after="20"/>
-            </w:pPr>
-            <w:r>
-              <w:rPr>
-                <w:rFonts w:ascii="Courier New" w:cs="Courier New" w:eastAsia="Courier New" w:hAnsi="Courier New"/>
-                <w:sz w:val="18"/>
-                <w:szCs w:val="18"/>
-              </w:rPr>
-              <w:t xml:space="preserve"># Calling add with args=(5, 3), kwargs={}</w:t>
-            </w:r>
-          </w:p>
-          <w:p>
-            <w:pPr>
-              <w:spacing w:after="20"/>
-            </w:pPr>
-            <w:r>
-              <w:rPr>
-                <w:rFonts w:ascii="Courier New" w:cs="Courier New" w:eastAsia="Courier New" w:hAnsi="Courier New"/>
-                <w:sz w:val="18"/>
-                <w:szCs w:val="18"/>
-              </w:rPr>
-              <w:t xml:space="preserve"># add returned 8</w:t>
-            </w:r>
-          </w:p>
-          <w:p>
-            <w:pPr>
-              <w:spacing w:after="20"/>
-            </w:pPr>
-            <w:r>
-              <w:rPr>
-                <w:rFonts w:ascii="Courier New" w:cs="Courier New" w:eastAsia="Courier New" w:hAnsi="Courier New"/>
-                <w:sz w:val="18"/>
-                <w:szCs w:val="18"/>
-              </w:rPr>
-              <w:t xml:space="preserve"> </w:t>
-            </w:r>
-          </w:p>
-          <w:p>
-            <w:pPr>
-              <w:spacing w:after="20"/>
-            </w:pPr>
-            <w:r>
-              <w:rPr>
-                <w:rFonts w:ascii="Courier New" w:cs="Courier New" w:eastAsia="Courier New" w:hAnsi="Courier New"/>
-                <w:sz w:val="18"/>
-                <w:szCs w:val="18"/>
-              </w:rPr>
-              <w:t xml:space="preserve"># Example 3: Retry decorator</w:t>
+              <w:t xml:space="preserve"> </w:t>
+            </w:r>
+          </w:p>
+          <w:p>
+            <w:pPr>
+              <w:spacing w:after="20"/>
+            </w:pPr>
+            <w:r>
+              <w:rPr>
+                <w:rFonts w:ascii="Courier New" w:cs="Courier New" w:eastAsia="Courier New" w:hAnsi="Courier New"/>
+                <w:sz w:val="18"/>
+                <w:szCs w:val="18"/>
+              </w:rPr>
+              <w:t xml:space="preserve"> </w:t>
+            </w:r>
+          </w:p>
+          <w:p>
+            <w:pPr>
+              <w:spacing w:after="20"/>
+            </w:pPr>
+            <w:r>
+              <w:rPr>
+                <w:rFonts w:ascii="Courier New" w:cs="Courier New" w:eastAsia="Courier New" w:hAnsi="Courier New"/>
+                <w:sz w:val="18"/>
+                <w:szCs w:val="18"/>
+              </w:rPr>
+              <w:t xml:space="preserve"> </w:t>
+            </w:r>
+          </w:p>
+          <w:p>
+            <w:pPr>
+              <w:spacing w:after="20"/>
+            </w:pPr>
+            <w:r>
+              <w:rPr>
+                <w:rFonts w:ascii="Courier New" w:cs="Courier New" w:eastAsia="Courier New" w:hAnsi="Courier New"/>
+                <w:sz w:val="18"/>
+                <w:szCs w:val="18"/>
+              </w:rPr>
+              <w:t xml:space="preserve"> </w:t>
+            </w:r>
+          </w:p>
+          <w:p>
+            <w:pPr>
+              <w:spacing w:after="20"/>
+            </w:pPr>
+            <w:r>
+              <w:rPr>
+                <w:rFonts w:ascii="Courier New" w:cs="Courier New" w:eastAsia="Courier New" w:hAnsi="Courier New"/>
+                <w:sz w:val="18"/>
+                <w:szCs w:val="18"/>
+              </w:rPr>
+              <w:t xml:space="preserve"> </w:t>
             </w:r>
           </w:p>
           <w:p>
@@ -1600,33 +2379,33 @@
                 <w:sz w:val="18"/>
                 <w:szCs w:val="18"/>
               </w:rPr>
-              <w:t xml:space="preserve"># Will retry up to 3 times</w:t>
-            </w:r>
-          </w:p>
-          <w:p>
-            <w:pPr>
-              <w:spacing w:after="20"/>
-            </w:pPr>
-            <w:r>
-              <w:rPr>
-                <w:rFonts w:ascii="Courier New" w:cs="Courier New" w:eastAsia="Courier New" w:hAnsi="Courier New"/>
-                <w:sz w:val="18"/>
-                <w:szCs w:val="18"/>
-              </w:rPr>
-              <w:t xml:space="preserve"> </w:t>
-            </w:r>
-          </w:p>
-          <w:p>
-            <w:pPr>
-              <w:spacing w:after="20"/>
-            </w:pPr>
-            <w:r>
-              <w:rPr>
-                <w:rFonts w:ascii="Courier New" w:cs="Courier New" w:eastAsia="Courier New" w:hAnsi="Courier New"/>
-                <w:sz w:val="18"/>
-                <w:szCs w:val="18"/>
-              </w:rPr>
-              <w:t xml:space="preserve"># Example 4: Validation decorator</w:t>
+              <w:t xml:space="preserve"> </w:t>
+            </w:r>
+          </w:p>
+          <w:p>
+            <w:pPr>
+              <w:spacing w:after="20"/>
+            </w:pPr>
+            <w:r>
+              <w:rPr>
+                <w:rFonts w:ascii="Courier New" w:cs="Courier New" w:eastAsia="Courier New" w:hAnsi="Courier New"/>
+                <w:sz w:val="18"/>
+                <w:szCs w:val="18"/>
+              </w:rPr>
+              <w:t xml:space="preserve"> </w:t>
+            </w:r>
+          </w:p>
+          <w:p>
+            <w:pPr>
+              <w:spacing w:after="20"/>
+            </w:pPr>
+            <w:r>
+              <w:rPr>
+                <w:rFonts w:ascii="Courier New" w:cs="Courier New" w:eastAsia="Courier New" w:hAnsi="Courier New"/>
+                <w:sz w:val="18"/>
+                <w:szCs w:val="18"/>
+              </w:rPr>
+              <w:t xml:space="preserve"> </w:t>
             </w:r>
           </w:p>
           <w:p>
@@ -1808,33 +2587,33 @@
                 <w:sz w:val="18"/>
                 <w:szCs w:val="18"/>
               </w:rPr>
-              <w:t xml:space="preserve"># square_root(-4)      # Raises ValueError</w:t>
-            </w:r>
-          </w:p>
-          <w:p>
-            <w:pPr>
-              <w:spacing w:after="20"/>
-            </w:pPr>
-            <w:r>
-              <w:rPr>
-                <w:rFonts w:ascii="Courier New" w:cs="Courier New" w:eastAsia="Courier New" w:hAnsi="Courier New"/>
-                <w:sz w:val="18"/>
-                <w:szCs w:val="18"/>
-              </w:rPr>
-              <w:t xml:space="preserve"> </w:t>
-            </w:r>
-          </w:p>
-          <w:p>
-            <w:pPr>
-              <w:spacing w:after="20"/>
-            </w:pPr>
-            <w:r>
-              <w:rPr>
-                <w:rFonts w:ascii="Courier New" w:cs="Courier New" w:eastAsia="Courier New" w:hAnsi="Courier New"/>
-                <w:sz w:val="18"/>
-                <w:szCs w:val="18"/>
-              </w:rPr>
-              <w:t xml:space="preserve"># Example 5: Caching decorator (memoization)</w:t>
+              <w:t xml:space="preserve"> </w:t>
+            </w:r>
+          </w:p>
+          <w:p>
+            <w:pPr>
+              <w:spacing w:after="20"/>
+            </w:pPr>
+            <w:r>
+              <w:rPr>
+                <w:rFonts w:ascii="Courier New" w:cs="Courier New" w:eastAsia="Courier New" w:hAnsi="Courier New"/>
+                <w:sz w:val="18"/>
+                <w:szCs w:val="18"/>
+              </w:rPr>
+              <w:t xml:space="preserve"> </w:t>
+            </w:r>
+          </w:p>
+          <w:p>
+            <w:pPr>
+              <w:spacing w:after="20"/>
+            </w:pPr>
+            <w:r>
+              <w:rPr>
+                <w:rFonts w:ascii="Courier New" w:cs="Courier New" w:eastAsia="Courier New" w:hAnsi="Courier New"/>
+                <w:sz w:val="18"/>
+                <w:szCs w:val="18"/>
+              </w:rPr>
+              <w:t xml:space="preserve"> </w:t>
             </w:r>
           </w:p>
           <w:p>
@@ -2068,7 +2847,7 @@
                 <w:sz w:val="18"/>
                 <w:szCs w:val="18"/>
               </w:rPr>
-              <w:t xml:space="preserve"># Example 6: Type checking decorator</w:t>
+              <w:t xml:space="preserve"> </w:t>
             </w:r>
           </w:p>
           <w:p>
@@ -2250,33 +3029,33 @@
                 <w:sz w:val="18"/>
                 <w:szCs w:val="18"/>
               </w:rPr>
-              <w:t xml:space="preserve"># double(5.5)        # Raises TypeError</w:t>
-            </w:r>
-          </w:p>
-          <w:p>
-            <w:pPr>
-              <w:spacing w:after="20"/>
-            </w:pPr>
-            <w:r>
-              <w:rPr>
-                <w:rFonts w:ascii="Courier New" w:cs="Courier New" w:eastAsia="Courier New" w:hAnsi="Courier New"/>
-                <w:sz w:val="18"/>
-                <w:szCs w:val="18"/>
-              </w:rPr>
-              <w:t xml:space="preserve"> </w:t>
-            </w:r>
-          </w:p>
-          <w:p>
-            <w:pPr>
-              <w:spacing w:after="20"/>
-            </w:pPr>
-            <w:r>
-              <w:rPr>
-                <w:rFonts w:ascii="Courier New" w:cs="Courier New" w:eastAsia="Courier New" w:hAnsi="Courier New"/>
-                <w:sz w:val="18"/>
-                <w:szCs w:val="18"/>
-              </w:rPr>
-              <w:t xml:space="preserve"># Example 7: Timing with high precision</w:t>
+              <w:t xml:space="preserve"> </w:t>
+            </w:r>
+          </w:p>
+          <w:p>
+            <w:pPr>
+              <w:spacing w:after="20"/>
+            </w:pPr>
+            <w:r>
+              <w:rPr>
+                <w:rFonts w:ascii="Courier New" w:cs="Courier New" w:eastAsia="Courier New" w:hAnsi="Courier New"/>
+                <w:sz w:val="18"/>
+                <w:szCs w:val="18"/>
+              </w:rPr>
+              <w:t xml:space="preserve"> </w:t>
+            </w:r>
+          </w:p>
+          <w:p>
+            <w:pPr>
+              <w:spacing w:after="20"/>
+            </w:pPr>
+            <w:r>
+              <w:rPr>
+                <w:rFonts w:ascii="Courier New" w:cs="Courier New" w:eastAsia="Courier New" w:hAnsi="Courier New"/>
+                <w:sz w:val="18"/>
+                <w:szCs w:val="18"/>
+              </w:rPr>
+              <w:t xml:space="preserve"> </w:t>
             </w:r>
           </w:p>
           <w:p>
@@ -2536,7 +3315,7 @@
                 <w:sz w:val="18"/>
                 <w:szCs w:val="18"/>
               </w:rPr>
-              <w:t xml:space="preserve"># Example 8: Decorator with configuration</w:t>
+              <w:t xml:space="preserve"> </w:t>
             </w:r>
           </w:p>
           <w:p>
@@ -2770,7 +3549,7 @@
                 <w:sz w:val="18"/>
                 <w:szCs w:val="18"/>
               </w:rPr>
-              <w:t xml:space="preserve"># Example 9: Combining multiple decorators</w:t>
+              <w:t xml:space="preserve"> </w:t>
             </w:r>
           </w:p>
           <w:p>
@@ -2887,33 +3666,33 @@
                 <w:sz w:val="18"/>
                 <w:szCs w:val="18"/>
               </w:rPr>
-              <w:t xml:space="preserve"># Output shows both logging and timing</w:t>
-            </w:r>
-          </w:p>
-          <w:p>
-            <w:pPr>
-              <w:spacing w:after="20"/>
-            </w:pPr>
-            <w:r>
-              <w:rPr>
-                <w:rFonts w:ascii="Courier New" w:cs="Courier New" w:eastAsia="Courier New" w:hAnsi="Courier New"/>
-                <w:sz w:val="18"/>
-                <w:szCs w:val="18"/>
-              </w:rPr>
-              <w:t xml:space="preserve"> </w:t>
-            </w:r>
-          </w:p>
-          <w:p>
-            <w:pPr>
-              <w:spacing w:after="20"/>
-            </w:pPr>
-            <w:r>
-              <w:rPr>
-                <w:rFonts w:ascii="Courier New" w:cs="Courier New" w:eastAsia="Courier New" w:hAnsi="Courier New"/>
-                <w:sz w:val="18"/>
-                <w:szCs w:val="18"/>
-              </w:rPr>
-              <w:t xml:space="preserve"># Example 10: Debugging decorator</w:t>
+              <w:t xml:space="preserve"> </w:t>
+            </w:r>
+          </w:p>
+          <w:p>
+            <w:pPr>
+              <w:spacing w:after="20"/>
+            </w:pPr>
+            <w:r>
+              <w:rPr>
+                <w:rFonts w:ascii="Courier New" w:cs="Courier New" w:eastAsia="Courier New" w:hAnsi="Courier New"/>
+                <w:sz w:val="18"/>
+                <w:szCs w:val="18"/>
+              </w:rPr>
+              <w:t xml:space="preserve"> </w:t>
+            </w:r>
+          </w:p>
+          <w:p>
+            <w:pPr>
+              <w:spacing w:after="20"/>
+            </w:pPr>
+            <w:r>
+              <w:rPr>
+                <w:rFonts w:ascii="Courier New" w:cs="Courier New" w:eastAsia="Courier New" w:hAnsi="Courier New"/>
+                <w:sz w:val="18"/>
+                <w:szCs w:val="18"/>
+              </w:rPr>
+              <w:t xml:space="preserve"> </w:t>
             </w:r>
           </w:p>
           <w:p>
@@ -3122,19 +3901,6 @@
                 <w:szCs w:val="18"/>
               </w:rPr>
               <w:t xml:space="preserve">greet("Alice", greeting="Hello")</w:t>
-            </w:r>
-          </w:p>
-          <w:p>
-            <w:pPr>
-              <w:spacing w:after="20"/>
-            </w:pPr>
-            <w:r>
-              <w:rPr>
-                <w:rFonts w:ascii="Courier New" w:cs="Courier New" w:eastAsia="Courier New" w:hAnsi="Courier New"/>
-                <w:sz w:val="18"/>
-                <w:szCs w:val="18"/>
-              </w:rPr>
-              <w:t xml:space="preserve"># Output shows all debug information</w:t>
             </w:r>
           </w:p>
         </w:tc>
@@ -3961,19 +4727,6 @@
                 <w:sz w:val="18"/>
                 <w:szCs w:val="18"/>
               </w:rPr>
-              <w:t xml:space="preserve"># Beginner</w:t>
-            </w:r>
-          </w:p>
-          <w:p>
-            <w:pPr>
-              <w:spacing w:after="20"/>
-            </w:pPr>
-            <w:r>
-              <w:rPr>
-                <w:rFonts w:ascii="Courier New" w:cs="Courier New" w:eastAsia="Courier New" w:hAnsi="Courier New"/>
-                <w:sz w:val="18"/>
-                <w:szCs w:val="18"/>
-              </w:rPr>
               <w:t xml:space="preserve">from functools import wraps</w:t>
             </w:r>
           </w:p>
@@ -4169,7 +4922,7 @@
                 <w:sz w:val="18"/>
                 <w:szCs w:val="18"/>
               </w:rPr>
-              <w:t xml:space="preserve"># Intermediate</w:t>
+              <w:t xml:space="preserve"> </w:t>
             </w:r>
           </w:p>
           <w:p>
@@ -4429,7 +5182,7 @@
                 <w:sz w:val="18"/>
                 <w:szCs w:val="18"/>
               </w:rPr>
-              <w:t xml:space="preserve"># Challenge</w:t>
+              <w:t xml:space="preserve"> </w:t>
             </w:r>
           </w:p>
           <w:p>

--- a/Coding 2 - year/Unit 3 - Advanced Functions & Algorithms/Daily Lesson Plans/Word/Day 13.docx
+++ b/Coding 2 - year/Unit 3 - Advanced Functions & Algorithms/Daily Lesson Plans/Word/Day 13.docx
@@ -380,7 +380,7 @@
                 <w:sz w:val="20"/>
                 <w:szCs w:val="20"/>
               </w:rPr>
-              <w:t xml:space="preserve">    What do you already know about how to write practical decorators like timing functions, logging, and error handling?</w:t>
+              <w:t xml:space="preserve">    If you had to write practical decorators like timing functions, logging, and error handling, what would be the very first line of code you'd write? Why?</w:t>
             </w:r>
             <w:r>
               <w:rPr>
@@ -477,7 +477,7 @@
                 <w:sz w:val="20"/>
                 <w:szCs w:val="20"/>
               </w:rPr>
-              <w:t xml:space="preserve">Today's Goal: By the end of class you will be able to write practical decorators like timing functions, logging, and error handling.</w:t>
+              <w:t xml:space="preserve">Today’s Goal: By the end of class you will be able to write practical decorators like timing functions, logging, and error handling.</w:t>
             </w:r>
             <w:r>
               <w:rPr>
@@ -1283,7 +1283,7 @@
                 <w:sz w:val="20"/>
                 <w:szCs w:val="20"/>
               </w:rPr>
-              <w:t xml:space="preserve">Quick Check: Write practical decorators like timing functions, logging, and error handling?</w:t>
+              <w:t xml:space="preserve">Without looking at your notes, write pseudocode showing how to write practical decorators like timing functions, logging, and error handling.</w:t>
             </w:r>
             <w:r>
               <w:rPr>

--- a/Coding 2 - year/Unit 3 - Advanced Functions & Algorithms/Daily Lesson Plans/Word/Day 13.docx
+++ b/Coding 2 - year/Unit 3 - Advanced Functions & Algorithms/Daily Lesson Plans/Word/Day 13.docx
@@ -1147,6 +1147,19 @@
             <w:r>
               <w:rPr>
                 <w:rFonts w:ascii="Arial" w:cs="Arial" w:eastAsia="Arial" w:hAnsi="Arial"/>
+                <w:b/>
+                <w:bCs/>
+                <w:i w:val="false"/>
+                <w:iCs w:val="false"/>
+                <w:color w:val="000000"/>
+                <w:sz w:val="20"/>
+                <w:szCs w:val="20"/>
+              </w:rPr>
+              <w:t xml:space="preserve">    Beginner: </w:t>
+            </w:r>
+            <w:r>
+              <w:rPr>
+                <w:rFonts w:ascii="Arial" w:cs="Arial" w:eastAsia="Arial" w:hAnsi="Arial"/>
                 <w:b w:val="false"/>
                 <w:bCs w:val="false"/>
                 <w:i w:val="false"/>
@@ -1155,7 +1168,77 @@
                 <w:sz w:val="20"/>
                 <w:szCs w:val="20"/>
               </w:rPr>
-              <w:t xml:space="preserve">    Work through problems from the day's exercise set.</w:t>
+              <w:t xml:space="preserve">Write a decorator that adds a prefix to a function's return value.</w:t>
+            </w:r>
+            <w:r>
+              <w:rPr>
+                <w:rFonts w:ascii="Arial" w:cs="Arial" w:eastAsia="Arial" w:hAnsi="Arial"/>
+                <w:sz w:val="20"/>
+                <w:szCs w:val="20"/>
+              </w:rPr>
+              <w:br/>
+              <w:t xml:space="preserve"/>
+            </w:r>
+            <w:r>
+              <w:rPr>
+                <w:rFonts w:ascii="Arial" w:cs="Arial" w:eastAsia="Arial" w:hAnsi="Arial"/>
+                <w:b/>
+                <w:bCs/>
+                <w:i w:val="false"/>
+                <w:iCs w:val="false"/>
+                <w:color w:val="000000"/>
+                <w:sz w:val="20"/>
+                <w:szCs w:val="20"/>
+              </w:rPr>
+              <w:t xml:space="preserve">    Intermediate: </w:t>
+            </w:r>
+            <w:r>
+              <w:rPr>
+                <w:rFonts w:ascii="Arial" w:cs="Arial" w:eastAsia="Arial" w:hAnsi="Arial"/>
+                <w:b w:val="false"/>
+                <w:bCs w:val="false"/>
+                <w:i w:val="false"/>
+                <w:iCs w:val="false"/>
+                <w:color w:val="000000"/>
+                <w:sz w:val="20"/>
+                <w:szCs w:val="20"/>
+              </w:rPr>
+              <w:t xml:space="preserve">Write a decorator that prevents a function from being called more than a certain number of times.</w:t>
+            </w:r>
+            <w:r>
+              <w:rPr>
+                <w:rFonts w:ascii="Arial" w:cs="Arial" w:eastAsia="Arial" w:hAnsi="Arial"/>
+                <w:sz w:val="20"/>
+                <w:szCs w:val="20"/>
+              </w:rPr>
+              <w:br/>
+              <w:t xml:space="preserve"/>
+            </w:r>
+            <w:r>
+              <w:rPr>
+                <w:rFonts w:ascii="Arial" w:cs="Arial" w:eastAsia="Arial" w:hAnsi="Arial"/>
+                <w:b/>
+                <w:bCs/>
+                <w:i w:val="false"/>
+                <w:iCs w:val="false"/>
+                <w:color w:val="000000"/>
+                <w:sz w:val="20"/>
+                <w:szCs w:val="20"/>
+              </w:rPr>
+              <w:t xml:space="preserve">    Challenge: </w:t>
+            </w:r>
+            <w:r>
+              <w:rPr>
+                <w:rFonts w:ascii="Arial" w:cs="Arial" w:eastAsia="Arial" w:hAnsi="Arial"/>
+                <w:b w:val="false"/>
+                <w:bCs w:val="false"/>
+                <w:i w:val="false"/>
+                <w:iCs w:val="false"/>
+                <w:color w:val="000000"/>
+                <w:sz w:val="20"/>
+                <w:szCs w:val="20"/>
+              </w:rPr>
+              <w:t xml:space="preserve">Write a decorator that caches results based on all arguments (not just one). (Hint: Use tuple of arguments as key)</w:t>
             </w:r>
             <w:r>
               <w:rPr>
@@ -5502,6 +5585,94 @@
       <w:pPr>
         <w:spacing w:after="160"/>
       </w:pPr>
+    </w:p>
+    <w:p>
+      <w:pPr>
+        <w:pBdr>
+          <w:bottom w:val="single" w:color="1B7A4A" w:sz="4" w:space="4"/>
+        </w:pBdr>
+        <w:spacing w:after="100" w:before="120"/>
+      </w:pPr>
+      <w:r>
+        <w:rPr>
+          <w:rFonts w:ascii="Arial" w:cs="Arial" w:eastAsia="Arial" w:hAnsi="Arial"/>
+          <w:b/>
+          <w:bCs/>
+          <w:color w:val="1B7A4A"/>
+          <w:sz w:val="24"/>
+          <w:szCs w:val="24"/>
+        </w:rPr>
+        <w:t xml:space="preserve">Practice Problems</w:t>
+      </w:r>
+    </w:p>
+    <w:p>
+      <w:pPr>
+        <w:spacing w:after="80"/>
+      </w:pPr>
+      <w:r>
+        <w:rPr>
+          <w:rFonts w:ascii="Arial" w:cs="Arial" w:eastAsia="Arial" w:hAnsi="Arial"/>
+          <w:b/>
+          <w:bCs/>
+          <w:sz w:val="20"/>
+          <w:szCs w:val="20"/>
+        </w:rPr>
+        <w:t xml:space="preserve">Problem 1: </w:t>
+      </w:r>
+      <w:r>
+        <w:rPr>
+          <w:rFonts w:ascii="Arial" w:cs="Arial" w:eastAsia="Arial" w:hAnsi="Arial"/>
+          <w:sz w:val="20"/>
+          <w:szCs w:val="20"/>
+        </w:rPr>
+        <w:t xml:space="preserve">Beginner:  Write a decorator that adds a prefix to a function's return value.</w:t>
+      </w:r>
+    </w:p>
+    <w:p>
+      <w:pPr>
+        <w:spacing w:after="80"/>
+      </w:pPr>
+      <w:r>
+        <w:rPr>
+          <w:rFonts w:ascii="Arial" w:cs="Arial" w:eastAsia="Arial" w:hAnsi="Arial"/>
+          <w:b/>
+          <w:bCs/>
+          <w:sz w:val="20"/>
+          <w:szCs w:val="20"/>
+        </w:rPr>
+        <w:t xml:space="preserve">Problem 2: </w:t>
+      </w:r>
+      <w:r>
+        <w:rPr>
+          <w:rFonts w:ascii="Arial" w:cs="Arial" w:eastAsia="Arial" w:hAnsi="Arial"/>
+          <w:sz w:val="20"/>
+          <w:szCs w:val="20"/>
+        </w:rPr>
+        <w:t xml:space="preserve">Intermediate:  Write a decorator that prevents a function from being called more than a certain number of times.</w:t>
+      </w:r>
+    </w:p>
+    <w:p>
+      <w:pPr>
+        <w:spacing w:after="80"/>
+      </w:pPr>
+      <w:r>
+        <w:rPr>
+          <w:rFonts w:ascii="Arial" w:cs="Arial" w:eastAsia="Arial" w:hAnsi="Arial"/>
+          <w:b/>
+          <w:bCs/>
+          <w:sz w:val="20"/>
+          <w:szCs w:val="20"/>
+        </w:rPr>
+        <w:t xml:space="preserve">Problem 3: </w:t>
+      </w:r>
+      <w:r>
+        <w:rPr>
+          <w:rFonts w:ascii="Arial" w:cs="Arial" w:eastAsia="Arial" w:hAnsi="Arial"/>
+          <w:sz w:val="20"/>
+          <w:szCs w:val="20"/>
+        </w:rPr>
+        <w:t xml:space="preserve">Challenge:  Write a decorator that caches results based on all arguments (not just one). (Hint: Use tuple of arguments as key)</w:t>
+      </w:r>
     </w:p>
     <w:p>
       <w:pPr>
